--- a/TRPT_FreeBeta_Report.docx
+++ b/TRPT_FreeBeta_Report.docx
@@ -494,6 +494,102 @@
       </w:tr>
     </w:tbl>
     <w:p/>
+    <w:p>
+      <w:pPr>
+        <w:pStyle w:val="Heading1"/>
+        <w:spacing w:before="280" w:after="80"/>
+      </w:pPr>
+      <w:r>
+        <w:rPr>
+          <w:b/>
+          <w:color w:val="0D1B2A"/>
+          <w:sz w:val="32"/>
+        </w:rPr>
+        <w:t>1.5  Simulation Physics &amp; Known Limitations</w:t>
+      </w:r>
+    </w:p>
+    <w:p>
+      <w:pPr>
+        <w:pBdr>
+          <w:bottom w:val="single" w:sz="4" w:space="1" w:color="007A87"/>
+        </w:pBdr>
+        <w:spacing w:after="160"/>
+      </w:pPr>
+    </w:p>
+    <w:p>
+      <w:pPr>
+        <w:spacing w:after="80"/>
+      </w:pPr>
+      <w:r>
+        <w:rPr>
+          <w:b w:val="0"/>
+          <w:i w:val="0"/>
+          <w:color w:val="444F5A"/>
+          <w:sz w:val="21"/>
+        </w:rPr>
+        <w:t>The current simulation environment contains several known physical abstractions and limitations that contextualize these results:</w:t>
+      </w:r>
+    </w:p>
+    <w:p>
+      <w:pPr>
+        <w:pStyle w:val="ListBullet"/>
+        <w:spacing w:after="40"/>
+      </w:pPr>
+      <w:r>
+        <w:rPr>
+          <w:sz w:val="20"/>
+        </w:rPr>
+        <w:t>Zero-Speed Thrust (CT=0 at λ=0): The thrust coefficient CT is set exactly to 0.0 at standstill. A physical stationary rotor disk would experience significant drag. This affects 'cold start' collapse models.</w:t>
+      </w:r>
+    </w:p>
+    <w:p>
+      <w:pPr>
+        <w:pStyle w:val="ListBullet"/>
+        <w:spacing w:after="40"/>
+      </w:pPr>
+      <w:r>
+        <w:rPr>
+          <w:sz w:val="20"/>
+        </w:rPr>
+        <w:t>Startup Torque numerical 'Hack': Aerodynamic torque is calculated as P_aero / max(|ω|, 0.5) to prevent division by zero, giving a small numerical 'kick-start' at ω=0 since P_aero is also zero.</w:t>
+      </w:r>
+    </w:p>
+    <w:p>
+      <w:pPr>
+        <w:pStyle w:val="ListBullet"/>
+        <w:spacing w:after="40"/>
+      </w:pPr>
+      <w:r>
+        <w:rPr>
+          <w:sz w:val="20"/>
+        </w:rPr>
+        <w:t>Semi-Free Hub Constraint: The elevation is free to droop under gravity (e.g. at low wind) but is constrained from over-flying by a tension-only 'back line' tether. This 'virtual mast' prevents the hub from reaching its true aerodynamic equilibrium if that altitude is above the design elevation.</w:t>
+      </w:r>
+    </w:p>
+    <w:p>
+      <w:pPr>
+        <w:pStyle w:val="ListBullet"/>
+        <w:spacing w:after="40"/>
+      </w:pPr>
+      <w:r>
+        <w:rPr>
+          <w:sz w:val="20"/>
+        </w:rPr>
+        <w:t>Analytical vs. Dynamic Scaling: 'Stacked Rotor' configurations in subsequent analytical reports are derived via scaling laws, not multi-rotor dynamic simulations.</w:t>
+      </w:r>
+    </w:p>
+    <w:p>
+      <w:pPr>
+        <w:pStyle w:val="ListBullet"/>
+        <w:spacing w:after="40"/>
+      </w:pPr>
+      <w:r>
+        <w:rPr>
+          <w:sz w:val="20"/>
+        </w:rPr>
+        <w:t>Torsional Damping: An explicit, non-physical inter-ring torsional damper is applied to suppress high-frequency torsional oscillations numerical integration issues.</w:t>
+      </w:r>
+    </w:p>
     <w:p>
       <w:r>
         <w:br w:type="page"/>
@@ -2549,7 +2645,7 @@
                 <w:color w:val="444F5A"/>
                 <w:sz w:val="18"/>
               </w:rPr>
-              <w:t>2.71 / 181°</w:t>
+              <w:t>2.80 / 212°</w:t>
             </w:r>
           </w:p>
         </w:tc>
@@ -2567,7 +2663,7 @@
                 <w:color w:val="444F5A"/>
                 <w:sz w:val="18"/>
               </w:rPr>
-              <w:t>5.18 / 198°</w:t>
+              <w:t>5.81 / 218°</w:t>
             </w:r>
           </w:p>
         </w:tc>
@@ -2585,7 +2681,7 @@
                 <w:color w:val="444F5A"/>
                 <w:sz w:val="18"/>
               </w:rPr>
-              <w:t>6.82 / 205°</w:t>
+              <w:t>7.82 / 219°</w:t>
             </w:r>
           </w:p>
         </w:tc>
@@ -2603,7 +2699,7 @@
                 <w:color w:val="444F5A"/>
                 <w:sz w:val="18"/>
               </w:rPr>
-              <w:t>11.07 / 215°</w:t>
+              <w:t>13.04 / 219°</w:t>
             </w:r>
           </w:p>
         </w:tc>
@@ -2641,7 +2737,7 @@
                 <w:color w:val="444F5A"/>
                 <w:sz w:val="18"/>
               </w:rPr>
-              <w:t>3.13 / 209°</w:t>
+              <w:t>3.44 / 293°</w:t>
             </w:r>
           </w:p>
         </w:tc>
@@ -2659,7 +2755,7 @@
                 <w:color w:val="444F5A"/>
                 <w:sz w:val="18"/>
               </w:rPr>
-              <w:t>5.97 / 233°</w:t>
+              <w:t>7.08 / 296°</w:t>
             </w:r>
           </w:p>
         </w:tc>
@@ -2677,7 +2773,7 @@
                 <w:color w:val="444F5A"/>
                 <w:sz w:val="18"/>
               </w:rPr>
-              <w:t>7.86 / 243°</w:t>
+              <w:t>9.51 / 296°</w:t>
             </w:r>
           </w:p>
         </w:tc>
@@ -2695,7 +2791,7 @@
                 <w:color w:val="444F5A"/>
                 <w:sz w:val="18"/>
               </w:rPr>
-              <w:t>12.71 / 259°</w:t>
+              <w:t>15.85 / 295°</w:t>
             </w:r>
           </w:p>
         </w:tc>
@@ -2733,7 +2829,7 @@
                 <w:color w:val="444F5A"/>
                 <w:sz w:val="18"/>
               </w:rPr>
-              <w:t>3.31 / 226°</w:t>
+              <w:t>3.82 / 362°</w:t>
             </w:r>
           </w:p>
         </w:tc>
@@ -2751,7 +2847,7 @@
                 <w:color w:val="444F5A"/>
                 <w:sz w:val="18"/>
               </w:rPr>
-              <w:t>6.29 / 255°</w:t>
+              <w:t>7.83 / 362°</w:t>
             </w:r>
           </w:p>
         </w:tc>
@@ -2769,7 +2865,7 @@
                 <w:color w:val="444F5A"/>
                 <w:sz w:val="18"/>
               </w:rPr>
-              <w:t>8.27 / 267°</w:t>
+              <w:t>10.52 / 361°</w:t>
             </w:r>
           </w:p>
         </w:tc>
@@ -2787,7 +2883,7 @@
                 <w:color w:val="444F5A"/>
                 <w:sz w:val="18"/>
               </w:rPr>
-              <w:t>13.35 / 288°</w:t>
+              <w:t>17.54 / 359°</w:t>
             </w:r>
           </w:p>
         </w:tc>
@@ -2825,7 +2921,7 @@
                 <w:color w:val="444F5A"/>
                 <w:sz w:val="18"/>
               </w:rPr>
-              <w:t>3.34 / 239°</w:t>
+              <w:t>4.03 / 422°</w:t>
             </w:r>
           </w:p>
         </w:tc>
@@ -2843,7 +2939,7 @@
                 <w:color w:val="444F5A"/>
                 <w:sz w:val="18"/>
               </w:rPr>
-              <w:t>6.33 / 271°</w:t>
+              <w:t>8.23 / 421°</w:t>
             </w:r>
           </w:p>
         </w:tc>
@@ -2861,7 +2957,7 @@
                 <w:color w:val="444F5A"/>
                 <w:sz w:val="18"/>
               </w:rPr>
-              <w:t>8.31 / 285°</w:t>
+              <w:t>11.06 / 419°</w:t>
             </w:r>
           </w:p>
         </w:tc>
@@ -2879,7 +2975,7 @@
                 <w:color w:val="444F5A"/>
                 <w:sz w:val="18"/>
               </w:rPr>
-              <w:t>13.36 / 309°</w:t>
+              <w:t>18.46 / 416°</w:t>
             </w:r>
           </w:p>
         </w:tc>
@@ -2917,7 +3013,7 @@
                 <w:color w:val="444F5A"/>
                 <w:sz w:val="18"/>
               </w:rPr>
-              <w:t>3.27 / 247°</w:t>
+              <w:t>4.13 / 475°</w:t>
             </w:r>
           </w:p>
         </w:tc>
@@ -2935,7 +3031,7 @@
                 <w:color w:val="444F5A"/>
                 <w:sz w:val="18"/>
               </w:rPr>
-              <w:t>6.17 / 282°</w:t>
+              <w:t>8.38 / 474°</w:t>
             </w:r>
           </w:p>
         </w:tc>
@@ -2953,7 +3049,7 @@
                 <w:color w:val="444F5A"/>
                 <w:sz w:val="18"/>
               </w:rPr>
-              <w:t>8.09 / 297°</w:t>
+              <w:t>11.28 / 472°</w:t>
             </w:r>
           </w:p>
         </w:tc>
@@ -2971,7 +3067,7 @@
                 <w:color w:val="444F5A"/>
                 <w:sz w:val="18"/>
               </w:rPr>
-              <w:t>12.97 / 323°</w:t>
+              <w:t>18.84 / 468°</w:t>
             </w:r>
           </w:p>
         </w:tc>
@@ -3009,7 +3105,7 @@
                 <w:color w:val="444F5A"/>
                 <w:sz w:val="18"/>
               </w:rPr>
-              <w:t>2.50 / 259°</w:t>
+              <w:t>4.04 / 632°</w:t>
             </w:r>
           </w:p>
         </w:tc>
@@ -3027,7 +3123,7 @@
                 <w:color w:val="444F5A"/>
                 <w:sz w:val="18"/>
               </w:rPr>
-              <w:t>4.66 / 298°</w:t>
+              <w:t>7.79 / 644°</w:t>
             </w:r>
           </w:p>
         </w:tc>
@@ -3045,7 +3141,7 @@
                 <w:color w:val="444F5A"/>
                 <w:sz w:val="18"/>
               </w:rPr>
-              <w:t>6.07 / 316°</w:t>
+              <w:t>10.36 / 645°</w:t>
             </w:r>
           </w:p>
         </w:tc>
@@ -3063,7 +3159,7 @@
                 <w:color w:val="444F5A"/>
                 <w:sz w:val="18"/>
               </w:rPr>
-              <w:t>9.61 / 348°</w:t>
+              <w:t>17.17 / 643°</w:t>
             </w:r>
           </w:p>
         </w:tc>
@@ -3101,7 +3197,7 @@
                 <w:color w:val="444F5A"/>
                 <w:sz w:val="18"/>
               </w:rPr>
-              <w:t>0.78 / 216°</w:t>
+              <w:t>3.31 / 739°</w:t>
             </w:r>
           </w:p>
         </w:tc>
@@ -3119,7 +3215,7 @@
                 <w:color w:val="444F5A"/>
                 <w:sz w:val="18"/>
               </w:rPr>
-              <w:t>1.36 / 248°</w:t>
+              <w:t>5.55 / 775°</w:t>
             </w:r>
           </w:p>
         </w:tc>
@@ -3137,7 +3233,7 @@
                 <w:color w:val="444F5A"/>
                 <w:sz w:val="18"/>
               </w:rPr>
-              <w:t>1.72 / 263°</w:t>
+              <w:t>7.43 / 776°</w:t>
             </w:r>
           </w:p>
         </w:tc>
@@ -3155,7 +3251,7 @@
                 <w:color w:val="444F5A"/>
                 <w:sz w:val="18"/>
               </w:rPr>
-              <w:t>2.62 / 290°</w:t>
+              <w:t>12.07 / 780°</w:t>
             </w:r>
           </w:p>
         </w:tc>
@@ -3563,7 +3659,7 @@
       <w:r>
         <w:drawing>
           <wp:inline xmlns:a="http://schemas.openxmlformats.org/drawingml/2006/main" xmlns:pic="http://schemas.openxmlformats.org/drawingml/2006/picture">
-            <wp:extent cx="5029200" cy="3105021"/>
+            <wp:extent cx="5029200" cy="3102401"/>
             <wp:docPr id="4" name="Picture 4"/>
             <wp:cNvGraphicFramePr>
               <a:graphicFrameLocks noChangeAspect="1"/>
@@ -3584,7 +3680,7 @@
                   <pic:spPr>
                     <a:xfrm>
                       <a:off x="0" y="0"/>
-                      <a:ext cx="5029200" cy="3105021"/>
+                      <a:ext cx="5029200" cy="3102401"/>
                     </a:xfrm>
                     <a:prstGeom prst="rect"/>
                   </pic:spPr>
@@ -4145,7 +4241,7 @@
           <w:color w:val="444F5A"/>
           <w:sz w:val="21"/>
         </w:rPr>
-        <w:t>ω_gnd is the actual generator input shaft speed. Higher MPPT gain (more braking torque) means lower equilibrium speed — the system trades speed for torque. At k×1.0 the nominal k_mppt = 11 N·m·s²/rad², and ω_gnd settles at ~9.4 rad/s (90 RPM). At k×4.0 (k_mppt = 44), ω_gnd is only 3.6 rad/s (34 RPM) — the rotor barely moves.</w:t>
+        <w:t>ω_gnd is the actual generator input shaft speed. Higher MPPT gain (more braking torque) means lower equilibrium speed — the system trades speed for torque. At k×1.0 the nominal k_mppt = 11 N·m·s²/rad², and ω_gnd settles at ~9.4 rad/s (90 RPM). At k×4.0 (k_mppt = 44), the system exhibits periodic instability: ω_gnd drops sharply to ~2 rad/s before recovering. This indicates torsional buckling or geometric collapse of the TRPT stack under excessive load; the generator torque exceeds the structural capacity of the helical rope geometry.</w:t>
       </w:r>
     </w:p>
     <w:p>
@@ -4226,7 +4322,7 @@
       <w:r>
         <w:drawing>
           <wp:inline xmlns:a="http://schemas.openxmlformats.org/drawingml/2006/main" xmlns:pic="http://schemas.openxmlformats.org/drawingml/2006/picture">
-            <wp:extent cx="5029200" cy="3112909"/>
+            <wp:extent cx="5029200" cy="3107646"/>
             <wp:docPr id="10" name="Picture 10"/>
             <wp:cNvGraphicFramePr>
               <a:graphicFrameLocks noChangeAspect="1"/>
@@ -4247,7 +4343,7 @@
                   <pic:spPr>
                     <a:xfrm>
                       <a:off x="0" y="0"/>
-                      <a:ext cx="5029200" cy="3112909"/>
+                      <a:ext cx="5029200" cy="3107646"/>
                     </a:xfrm>
                     <a:prstGeom prst="rect"/>
                   </pic:spPr>
@@ -4331,7 +4427,7 @@
       <w:r>
         <w:drawing>
           <wp:inline xmlns:a="http://schemas.openxmlformats.org/drawingml/2006/main" xmlns:pic="http://schemas.openxmlformats.org/drawingml/2006/picture">
-            <wp:extent cx="5029200" cy="3112909"/>
+            <wp:extent cx="5029200" cy="3105021"/>
             <wp:docPr id="11" name="Picture 11"/>
             <wp:cNvGraphicFramePr>
               <a:graphicFrameLocks noChangeAspect="1"/>
@@ -4352,7 +4448,7 @@
                   <pic:spPr>
                     <a:xfrm>
                       <a:off x="0" y="0"/>
-                      <a:ext cx="5029200" cy="3112909"/>
+                      <a:ext cx="5029200" cy="3105021"/>
                     </a:xfrm>
                     <a:prstGeom prst="rect"/>
                   </pic:spPr>
@@ -4436,7 +4532,7 @@
       <w:r>
         <w:drawing>
           <wp:inline xmlns:a="http://schemas.openxmlformats.org/drawingml/2006/main" xmlns:pic="http://schemas.openxmlformats.org/drawingml/2006/picture">
-            <wp:extent cx="5029200" cy="3110275"/>
+            <wp:extent cx="5029200" cy="3105021"/>
             <wp:docPr id="12" name="Picture 12"/>
             <wp:cNvGraphicFramePr>
               <a:graphicFrameLocks noChangeAspect="1"/>
@@ -4457,7 +4553,7 @@
                   <pic:spPr>
                     <a:xfrm>
                       <a:off x="0" y="0"/>
-                      <a:ext cx="5029200" cy="3110275"/>
+                      <a:ext cx="5029200" cy="3105021"/>
                     </a:xfrm>
                     <a:prstGeom prst="rect"/>
                   </pic:spPr>
@@ -5411,7 +5507,7 @@
           <w:color w:val="99AABB"/>
           <w:sz w:val="16"/>
         </w:rPr>
-        <w:t>KiteTurbineDynamics.jl  ·  Windswept &amp; Interesting Ltd  ·  09 April 2026  ·  Free-β hub dynamics  ·  Cold-start collapse validated</w:t>
+        <w:t>KiteTurbineDynamics.jl  ·  Windswept &amp; Interesting Ltd  ·  13 April 2026  ·  Free-β hub dynamics  ·  Cold-start collapse validated</w:t>
       </w:r>
     </w:p>
     <w:sectPr>

--- a/TRPT_FreeBeta_Report.docx
+++ b/TRPT_FreeBeta_Report.docx
@@ -5507,7 +5507,7 @@
           <w:color w:val="99AABB"/>
           <w:sz w:val="16"/>
         </w:rPr>
-        <w:t>KiteTurbineDynamics.jl  ·  Windswept &amp; Interesting Ltd  ·  13 April 2026  ·  Free-β hub dynamics  ·  Cold-start collapse validated</w:t>
+        <w:t>KiteTurbineDynamics.jl  ·  Windswept &amp; Interesting Ltd  ·  19 April 2026  ·  Free-β hub dynamics  ·  Cold-start collapse validated</w:t>
       </w:r>
     </w:p>
     <w:sectPr>

--- a/TRPT_FreeBeta_Report.docx
+++ b/TRPT_FreeBeta_Report.docx
@@ -5507,7 +5507,7 @@
           <w:color w:val="99AABB"/>
           <w:sz w:val="16"/>
         </w:rPr>
-        <w:t>KiteTurbineDynamics.jl  ·  Windswept &amp; Interesting Ltd  ·  19 April 2026  ·  Free-β hub dynamics  ·  Cold-start collapse validated</w:t>
+        <w:t>KiteTurbineDynamics.jl  ·  Windswept &amp; Interesting Ltd  ·  13 April 2026  ·  Free-β hub dynamics  ·  Cold-start collapse validated</w:t>
       </w:r>
     </w:p>
     <w:sectPr>
